--- a/livrables/lecons/nocode-ia/2026-04-16_lecon-nocode-ia_03_agents-sdk-no-code-2026.docx
+++ b/livrables/lecons/nocode-ia/2026-04-16_lecon-nocode-ia_03_agents-sdk-no-code-2026.docx
@@ -2992,9 +2992,20 @@
             <w:szCs w:val="22"/>
             <w:u w:val="single"/>
           </w:rPr>
-          <w:t xml:space="preserve">platform.openai.com/docs/agents</w:t>
+          <w:t xml:space="preserve">developers.openai.com/api/docs/guides/agents</w:t>
         </w:r>
       </w:hyperlink>
+      <w:r>
+        <w:rPr>
+          <w:rFonts w:ascii="Times New Roman" w:cs="Times New Roman" w:eastAsia="Times New Roman" w:hAnsi="Times New Roman"/>
+          <w:i/>
+          <w:iCs/>
+          <w:color w:val="6B7280"/>
+          <w:sz w:val="20"/>
+          <w:szCs w:val="20"/>
+        </w:rPr>
+        <w:t xml:space="preserve">   [Corrigé le 25/10/2026 : lien et libellé repointés. L'adresse citée platform.openai.com/docs/agents rend HTTP 404 le 25/10/2026 : OpenAI a déplacé sa documentation sur developers.openai.com. La page d'arrivée porte bien la section « Agents SDK » citée ici — Overview, Quickstart, Agent definitions, Running agents —, vérifiée au degré LITTÉRAL le 25/10/2026]</w:t>
+      </w:r>
     </w:p>
     <w:p>
       <w:pPr>
@@ -3300,6 +3311,50 @@
         </w:rPr>
         <w:br/>
         <w:t xml:space="preserve">    Restez attentif à : openai.com/blog · the-decoder.com · blog.n8n.io</w:t>
+      </w:r>
+    </w:p>
+    <w:p>
+      <w:pPr>
+        <w:spacing w:after="120" w:before="320"/>
+      </w:pPr>
+      <w:r>
+        <w:rPr>
+          <w:rFonts w:ascii="Times New Roman" w:cs="Times New Roman" w:eastAsia="Times New Roman" w:hAnsi="Times New Roman"/>
+          <w:b/>
+          <w:bCs/>
+          <w:color w:val="1B3A6B"/>
+          <w:sz w:val="28"/>
+          <w:szCs w:val="28"/>
+        </w:rPr>
+        <w:t xml:space="preserve">📝 Journal des corrections — 25 octobre 2026</w:t>
+      </w:r>
+    </w:p>
+    <w:p>
+      <w:pPr>
+        <w:spacing w:after="80"/>
+      </w:pPr>
+      <w:r>
+        <w:rPr>
+          <w:rFonts w:ascii="Times New Roman" w:cs="Times New Roman" w:eastAsia="Times New Roman" w:hAnsi="Times New Roman"/>
+          <w:color w:val="1F2937"/>
+          <w:sz w:val="22"/>
+          <w:szCs w:val="22"/>
+        </w:rPr>
+        <w:t xml:space="preserve">Leçon relue le 25/10/2026 au cours du balayage des 1 351 adresses citées par les 295 documents du dépôt — 8 rendaient HTTP 404 et 2 avaient un domaine qui ne résout plus. Contenu inchangé : seules des adresses de ressource sont touchées.</w:t>
+      </w:r>
+    </w:p>
+    <w:p>
+      <w:pPr>
+        <w:spacing w:after="80"/>
+      </w:pPr>
+      <w:r>
+        <w:rPr>
+          <w:rFonts w:ascii="Times New Roman" w:cs="Times New Roman" w:eastAsia="Times New Roman" w:hAnsi="Times New Roman"/>
+          <w:color w:val="1F2937"/>
+          <w:sz w:val="22"/>
+          <w:szCs w:val="22"/>
+        </w:rPr>
+        <w:t xml:space="preserve">Adresse d'origine conservée ici : « platform.openai.com/docs/agents » rendait HTTP 404 le 25/10/2026, la documentation OpenAI ayant migré sur developers.openai.com. Le lien et son libellé pointent désormais developers.openai.com/api/docs/guides/agents, HTTP 200 le 25/10/2026, dont la section « Agents SDK » est celle que la leçon cite.</w:t>
       </w:r>
     </w:p>
     <w:sectPr>
